--- a/unicap/app/reports/defaults/faculty_staff_pivot.ar.docx
+++ b/unicap/app/reports/defaults/faculty_staff_pivot.ar.docx
@@ -248,7 +248,7 @@
                 <w:sz w:val="20"/>
                 <w:rtl/>
               </w:rPr>
-              <w:t>متفرغ</w:t>
+              <w:t>كلي</w:t>
             </w:r>
           </w:p>
         </w:tc>
@@ -628,7 +628,7 @@
                 <w:sz w:val="18"/>
                 <w:rtl/>
               </w:rPr>
-              <w:t>متفرغ ملاك</w:t>
+              <w:t>كلي ملاك</w:t>
             </w:r>
           </w:p>
         </w:tc>
@@ -646,7 +646,7 @@
                 <w:sz w:val="18"/>
                 <w:rtl/>
               </w:rPr>
-              <w:t>متفرغ معار</w:t>
+              <w:t>كلي معار</w:t>
             </w:r>
           </w:p>
         </w:tc>
